--- a/docs/legal/review-2026-06-16/rj-ronald-j-antonelli/word/rj-ronald-j-antonelli-complete-package.docx
+++ b/docs/legal/review-2026-06-16/rj-ronald-j-antonelli/word/rj-ronald-j-antonelli-complete-package.docx
@@ -13,7 +13,7 @@
     </w:p>
     <w:p>
       <w:r>
-        <w:t>Company: LoLo Care Inc</w:t>
+        <w:t>Company: Lolo Care, Inc.</w:t>
       </w:r>
     </w:p>
     <w:p>
@@ -97,7 +97,7 @@
         <w:pStyle w:val="ListBullet"/>
       </w:pPr>
       <w:r>
-        <w:t>require independent counsel review for LoLo Care Inc.</w:t>
+        <w:t>require independent counsel review for Lolo Care, Inc..</w:t>
       </w:r>
     </w:p>
     <w:p>
@@ -274,7 +274,7 @@
           </w:tcPr>
           <w:p>
             <w:r>
-              <w:t>Charles Petrini Poli</w:t>
+              <w:t>Charles Petrini-Poli</w:t>
             </w:r>
           </w:p>
         </w:tc>
@@ -956,12 +956,12 @@
         <w:jc w:val="center"/>
       </w:pPr>
       <w:r>
-        <w:t>LoLo Care Inc</w:t>
-      </w:r>
-    </w:p>
-    <w:p>
-      <w:r>
-        <w:t>The undersigned, being all of the members of the board of directors (the "Board") of LoLo Care Inc, a Delaware corporation (the "Company"), hereby adopt the following resolutions by written consent as of [DATE], pursuant to the Delaware General Corporation Law, the Company's certificate of incorporation, bylaws, and applicable governance agreements.</w:t>
+        <w:t>Lolo Care, Inc.</w:t>
+      </w:r>
+    </w:p>
+    <w:p>
+      <w:r>
+        <w:t>The undersigned, being all of the members of the board of directors (the "Board") of Lolo Care, Inc., a Delaware corporation (the "Company"), hereby adopt the following resolutions by written consent as of [DATE], pursuant to the Delaware General Corporation Law, the Company's certificate of incorporation, bylaws, and applicable governance agreements.</w:t>
       </w:r>
     </w:p>
     <w:p>
@@ -1030,7 +1030,7 @@
     </w:p>
     <w:p>
       <w:r>
-        <w:t>RESOLVED, that the Company is authorized to issue to RJ 1,000,000 shares of the Company's Common Stock, par value $[PAR VALUE] per share, pursuant to a Restricted Stock Purchase Agreement in substantially the form presented to the Board;</w:t>
+        <w:t>RESOLVED, that the Company is authorized to issue to RJ 1,000,000 shares of the Company's Common Stock, par value $0.00001 per share, pursuant to a Restricted Stock Purchase Agreement in substantially the form presented to the Board;</w:t>
       </w:r>
     </w:p>
     <w:p>
@@ -1040,7 +1040,7 @@
     </w:p>
     <w:p>
       <w:r>
-        <w:t>RESOLVED FURTHER, that the purchase price for the shares shall be $[PRICE PER SHARE] per share, for an aggregate purchase price of $[RJ TOTAL PURCHASE PRICE], subject to confirmation that the purchase price is not less than par value;</w:t>
+        <w:t>RESOLVED FURTHER, that the purchase price for the shares shall be $0.00001 per share, for an aggregate purchase price of $10.00, subject to confirmation that the purchase price is not less than par value;</w:t>
       </w:r>
     </w:p>
     <w:p>
@@ -1194,7 +1194,7 @@
     </w:p>
     <w:p>
       <w:r>
-        <w:t>Charles Petrini Poli</w:t>
+        <w:t>Charles Petrini-Poli</w:t>
       </w:r>
     </w:p>
     <w:p>
@@ -1237,12 +1237,12 @@
         <w:jc w:val="center"/>
       </w:pPr>
       <w:r>
-        <w:t>LoLo Care Inc</w:t>
-      </w:r>
-    </w:p>
-    <w:p>
-      <w:r>
-        <w:t>The undersigned, being all of the current stockholders of LoLo Care Inc, a Delaware corporation (the "Company"), hereby adopt the following resolutions by written consent as of [DATE], pursuant to the Delaware General Corporation Law, the Company's certificate of incorporation, bylaws, and applicable governance agreements.</w:t>
+        <w:t>Lolo Care, Inc.</w:t>
+      </w:r>
+    </w:p>
+    <w:p>
+      <w:r>
+        <w:t>The undersigned, being all of the current stockholders of Lolo Care, Inc., a Delaware corporation (the "Company"), hereby adopt the following resolutions by written consent as of [DATE], pursuant to the Delaware General Corporation Law, the Company's certificate of incorporation, bylaws, and applicable governance agreements.</w:t>
       </w:r>
     </w:p>
     <w:p>
@@ -1292,7 +1292,7 @@
           </w:tcPr>
           <w:p>
             <w:r>
-              <w:t>Charles Petrini Poli</w:t>
+              <w:t>Charles Petrini-Poli</w:t>
             </w:r>
           </w:p>
         </w:tc>
@@ -1401,7 +1401,7 @@
     </w:p>
     <w:p>
       <w:r>
-        <w:t>Charles Petrini Poli</w:t>
+        <w:t>Charles Petrini-Poli</w:t>
       </w:r>
     </w:p>
     <w:p>
@@ -1435,7 +1435,7 @@
     </w:p>
     <w:p>
       <w:r>
-        <w:t>This Legal Services and Strategic Advisor Agreement (this "Agreement") is entered into as of [DATE] (the "Effective Date"), by and between LoLo Care Inc, a Delaware corporation (the "Company"), and Ronald J. Antonelli, a Raleigh, North Carolina-based lawyer ("Advisor" or "RJ").</w:t>
+        <w:t>This Legal Services and Strategic Advisor Agreement (this "Agreement") is entered into as of [DATE] (the "Effective Date"), by and between Lolo Care, Inc., a Delaware corporation (the "Company"), and Ronald J. Antonelli, a Raleigh, North Carolina-based lawyer ("Advisor" or "RJ").</w:t>
       </w:r>
     </w:p>
     <w:p>
@@ -2164,7 +2164,7 @@
     </w:p>
     <w:p>
       <w:r>
-        <w:t>LoLo Care Inc</w:t>
+        <w:t>Lolo Care, Inc.</w:t>
       </w:r>
     </w:p>
     <w:p>
@@ -2240,7 +2240,7 @@
     </w:p>
     <w:p>
       <w:r>
-        <w:t>Company: LoLo Care Inc</w:t>
+        <w:t>Company: Lolo Care, Inc.</w:t>
       </w:r>
     </w:p>
     <w:p>
@@ -2263,7 +2263,7 @@
     </w:p>
     <w:p>
       <w:r>
-        <w:t>RJ will assist LoLo Care Inc with legal, regulatory, corporate, operational, commercial, and strategic tasks assigned by the Board or authorized officers.</w:t>
+        <w:t>RJ will assist Lolo Care, Inc. with legal, regulatory, corporate, operational, commercial, and strategic tasks assigned by the Board or authorized officers.</w:t>
       </w:r>
     </w:p>
     <w:p>
@@ -2835,7 +2835,7 @@
     </w:p>
     <w:p>
       <w:r>
-        <w:t>This Restricted Stock Purchase Agreement (this "Agreement") is entered into as of [DATE] (the "Effective Date"), by and between LoLo Care Inc, a Delaware corporation (the "Company"), and Ronald J. Antonelli (the "Purchaser" or "RJ").</w:t>
+        <w:t>This Restricted Stock Purchase Agreement (this "Agreement") is entered into as of [DATE] (the "Effective Date"), by and between Lolo Care, Inc., a Delaware corporation (the "Company"), and Ronald J. Antonelli (the "Purchaser" or "RJ").</w:t>
       </w:r>
     </w:p>
     <w:p>
@@ -2857,7 +2857,7 @@
         <w:t>Sale of Shares.</w:t>
       </w:r>
       <w:r>
-        <w:t xml:space="preserve"> Subject to this Agreement, the Company sells to Purchaser, and Purchaser purchases from the Company, 1,000,000 shares of the Company's Common Stock, par value $[PAR VALUE] per share (the "Shares").</w:t>
+        <w:t xml:space="preserve"> Subject to this Agreement, the Company sells to Purchaser, and Purchaser purchases from the Company, 1,000,000 shares of the Company's Common Stock, par value $0.00001 per share (the "Shares").</w:t>
       </w:r>
     </w:p>
     <w:p>
@@ -2993,7 +2993,7 @@
         <w:t>Purchase Price.</w:t>
       </w:r>
       <w:r>
-        <w:t xml:space="preserve"> The purchase price for the Shares is $[PRICE PER SHARE] per share, for an aggregate purchase price of $[RJ TOTAL PURCHASE PRICE] (the "Purchase Price").</w:t>
+        <w:t xml:space="preserve"> The purchase price for the Shares is $0.00001 per share, for an aggregate purchase price of $10.00 (the "Purchase Price").</w:t>
       </w:r>
     </w:p>
     <w:p>
@@ -4112,7 +4112,7 @@
     </w:p>
     <w:p>
       <w:r>
-        <w:t>LoLo Care Inc</w:t>
+        <w:t>Lolo Care, Inc.</w:t>
       </w:r>
     </w:p>
     <w:p>
@@ -4205,7 +4205,7 @@
           </w:tcPr>
           <w:p>
             <w:r>
-              <w:t>LoLo Care Inc</w:t>
+              <w:t>Lolo Care, Inc.</w:t>
             </w:r>
           </w:p>
         </w:tc>
@@ -4359,7 +4359,7 @@
           </w:tcPr>
           <w:p>
             <w:r>
-              <w:t>$[PAR VALUE]</w:t>
+              <w:t>$0.00001</w:t>
             </w:r>
           </w:p>
         </w:tc>
@@ -4381,7 +4381,7 @@
           </w:tcPr>
           <w:p>
             <w:r>
-              <w:t>$[PRICE PER SHARE]</w:t>
+              <w:t>$0.00001</w:t>
             </w:r>
           </w:p>
         </w:tc>
@@ -4403,7 +4403,7 @@
           </w:tcPr>
           <w:p>
             <w:r>
-              <w:t>$[RJ TOTAL PURCHASE PRICE]</w:t>
+              <w:t>$10.00</w:t>
             </w:r>
           </w:p>
         </w:tc>
@@ -4491,7 +4491,7 @@
     </w:p>
     <w:p>
       <w:r>
-        <w:t>This Stockholder Joinder, Transfer Restriction, Right of First Refusal, and Confidentiality Agreement (this "Agreement") is entered into as of [DATE], by and among LoLo Care Inc, a Delaware corporation (the "Company"), Ronald J. Antonelli ("RJ"), Charles Petrini Poli, and Thibaud Peverelli.</w:t>
+        <w:t>This Stockholder Joinder, Transfer Restriction, Right of First Refusal, and Confidentiality Agreement (this "Agreement") is entered into as of [DATE], by and among Lolo Care, Inc., a Delaware corporation (the "Company"), Ronald J. Antonelli ("RJ"), Charles Petrini-Poli, and Thibaud Peverelli.</w:t>
       </w:r>
     </w:p>
     <w:p>
@@ -4646,7 +4646,7 @@
         <w:t>Founder Secondary Right.</w:t>
       </w:r>
       <w:r>
-        <w:t xml:space="preserve"> If the Company does not purchase all offered shares, Charles Petrini Poli and Thibaud Peverelli shall have an additional 15 days to purchase the remaining offered shares pro rata or as they otherwise agree.</w:t>
+        <w:t xml:space="preserve"> If the Company does not purchase all offered shares, Charles Petrini-Poli and Thibaud Peverelli shall have an additional 15 days to purchase the remaining offered shares pro rata or as they otherwise agree.</w:t>
       </w:r>
     </w:p>
     <w:p>
@@ -4823,7 +4823,7 @@
         <w:t>Amendments.</w:t>
       </w:r>
       <w:r>
-        <w:t xml:space="preserve"> This Agreement may be amended only by a written instrument signed by the Company, RJ, Charles Petrini Poli, and Thibaud Peverelli.</w:t>
+        <w:t xml:space="preserve"> This Agreement may be amended only by a written instrument signed by the Company, RJ, Charles Petrini-Poli, and Thibaud Peverelli.</w:t>
       </w:r>
     </w:p>
     <w:p>
@@ -4858,7 +4858,7 @@
     </w:p>
     <w:p>
       <w:r>
-        <w:t>LoLo Care Inc</w:t>
+        <w:t>Lolo Care, Inc.</w:t>
       </w:r>
     </w:p>
     <w:p>
@@ -4909,7 +4909,7 @@
     </w:p>
     <w:p>
       <w:r>
-        <w:t>Charles Petrini Poli</w:t>
+        <w:t>Charles Petrini-Poli</w:t>
       </w:r>
     </w:p>
     <w:p>
@@ -4938,7 +4938,7 @@
     </w:p>
     <w:p>
       <w:r>
-        <w:t>This Capital Contribution and Funding Commitment Agreement (this "Agreement") is entered into as of [DATE], by and between LoLo Care Inc, a Delaware corporation (the "Company"), and Ronald J. Antonelli ("RJ").</w:t>
+        <w:t>This Capital Contribution and Funding Commitment Agreement (this "Agreement") is entered into as of [DATE], by and between Lolo Care, Inc., a Delaware corporation (the "Company"), and Ronald J. Antonelli ("RJ").</w:t>
       </w:r>
     </w:p>
     <w:p>
@@ -5470,7 +5470,7 @@
     </w:p>
     <w:p>
       <w:r>
-        <w:t>LoLo Care Inc</w:t>
+        <w:t>Lolo Care, Inc.</w:t>
       </w:r>
     </w:p>
     <w:p>
@@ -5522,7 +5522,7 @@
     </w:p>
     <w:p>
       <w:r>
-        <w:t>This Professional Responsibility Disclosure and Written Consent (this "Disclosure") is entered into as of [DATE], by and between LoLo Care Inc, a Delaware corporation (the "Company"), and Ronald J. Antonelli ("RJ").</w:t>
+        <w:t>This Professional Responsibility Disclosure and Written Consent (this "Disclosure") is entered into as of [DATE], by and between Lolo Care, Inc., a Delaware corporation (the "Company"), and Ronald J. Antonelli ("RJ").</w:t>
       </w:r>
     </w:p>
     <w:p>
@@ -5863,7 +5863,7 @@
     </w:p>
     <w:p>
       <w:r>
-        <w:t>LoLo Care Inc</w:t>
+        <w:t>Lolo Care, Inc.</w:t>
       </w:r>
     </w:p>
     <w:p>
@@ -5909,7 +5909,7 @@
     </w:p>
     <w:p>
       <w:r>
-        <w:t>Reviewed by independent counsel for LoLo Care Inc:</w:t>
+        <w:t>Reviewed by independent counsel for Lolo Care, Inc.:</w:t>
       </w:r>
     </w:p>
     <w:p>
@@ -5953,7 +5953,7 @@
     </w:p>
     <w:p>
       <w:r>
-        <w:t>Company: LoLo Care Inc</w:t>
+        <w:t>Company: Lolo Care, Inc.</w:t>
       </w:r>
     </w:p>
     <w:p>
@@ -6159,7 +6159,7 @@
           </w:tcPr>
           <w:p>
             <w:r>
-              <w:t>Provide a copy to LoLo Care Inc for its records.</w:t>
+              <w:t>Provide a copy to Lolo Care, Inc. for its records.</w:t>
             </w:r>
           </w:p>
         </w:tc>
@@ -6288,7 +6288,7 @@
           </w:tcPr>
           <w:p>
             <w:r>
-              <w:t>LoLo Care Inc</w:t>
+              <w:t>Lolo Care, Inc.</w:t>
             </w:r>
           </w:p>
         </w:tc>
@@ -6398,7 +6398,7 @@
           </w:tcPr>
           <w:p>
             <w:r>
-              <w:t>$[RJ TOTAL PURCHASE PRICE]</w:t>
+              <w:t>$10.00</w:t>
             </w:r>
           </w:p>
         </w:tc>
@@ -6436,7 +6436,7 @@
     </w:p>
     <w:p>
       <w:r>
-        <w:t>Ronald J. Antonelli acquired 1,000,000 shares of Common Stock of LoLo Care Inc, a Delaware corporation. Of those shares, 500,000 shares are vested at transfer and 500,000 shares are subject to vesting over 18 months and a company repurchase right under the Restricted Stock Purchase Agreement.</w:t>
+        <w:t>Ronald J. Antonelli acquired 1,000,000 shares of Common Stock of Lolo Care, Inc., a Delaware corporation. Of those shares, 500,000 shares are vested at transfer and 500,000 shares are subject to vesting over 18 months and a company repurchase right under the Restricted Stock Purchase Agreement.</w:t>
       </w:r>
     </w:p>
     <w:p>
@@ -6470,7 +6470,7 @@
     </w:p>
     <w:p>
       <w:r>
-        <w:t>LoLo Care Inc, a Delaware corporation (the "Company"), hereby gives notice that the following shares of the Company's capital stock have been issued to you in uncertificated form:</w:t>
+        <w:t>Lolo Care, Inc., a Delaware corporation (the "Company"), hereby gives notice that the following shares of the Company's capital stock have been issued to you in uncertificated form:</w:t>
       </w:r>
     </w:p>
     <w:tbl>
@@ -6654,7 +6654,7 @@
           </w:tcPr>
           <w:p>
             <w:r>
-              <w:t>$[PAR VALUE]</w:t>
+              <w:t>$0.00001</w:t>
             </w:r>
           </w:p>
         </w:tc>
@@ -6737,7 +6737,7 @@
     </w:p>
     <w:p>
       <w:r>
-        <w:t>LoLo Care Inc</w:t>
+        <w:t>Lolo Care, Inc.</w:t>
       </w:r>
     </w:p>
     <w:p>
@@ -6771,7 +6771,7 @@
     </w:p>
     <w:p>
       <w:r>
-        <w:t>Company: LoLo Care Inc</w:t>
+        <w:t>Company: Lolo Care, Inc.</w:t>
       </w:r>
     </w:p>
     <w:p>
@@ -6848,7 +6848,7 @@
           </w:tcPr>
           <w:p>
             <w:r>
-              <w:t>Charles Petrini Poli</w:t>
+              <w:t>Charles Petrini-Poli</w:t>
             </w:r>
           </w:p>
         </w:tc>
@@ -7234,7 +7234,7 @@
           </w:tcPr>
           <w:p>
             <w:r>
-              <w:t>Charles Petrini Poli</w:t>
+              <w:t>Charles Petrini-Poli</w:t>
             </w:r>
           </w:p>
         </w:tc>
@@ -7597,7 +7597,7 @@
           </w:tcPr>
           <w:p>
             <w:r>
-              <w:t>Charles Petrini Poli</w:t>
+              <w:t>Charles Petrini-Poli</w:t>
             </w:r>
           </w:p>
         </w:tc>
@@ -7945,7 +7945,7 @@
           </w:tcPr>
           <w:p>
             <w:r>
-              <w:t>$[RJ TOTAL PURCHASE PRICE] plus services, covenants, and funding commitment</w:t>
+              <w:t>$10.00 plus services, covenants, and funding commitment</w:t>
             </w:r>
           </w:p>
         </w:tc>
@@ -7987,7 +7987,7 @@
     </w:p>
     <w:p>
       <w:r>
-        <w:t>Company: LoLo Care Inc</w:t>
+        <w:t>Company: Lolo Care, Inc.</w:t>
       </w:r>
     </w:p>
     <w:p>
@@ -8057,7 +8057,7 @@
           </w:tcPr>
           <w:p>
             <w:r>
-              <w:t>Confirm LoLo Care Inc has at least 1,000,000 authorized but unissued Common Stock shares available.</w:t>
+              <w:t>Confirm Lolo Care, Inc. has at least 1,000,000 authorized but unissued Common Stock shares available.</w:t>
             </w:r>
           </w:p>
         </w:tc>
@@ -8189,7 +8189,7 @@
           </w:tcPr>
           <w:p>
             <w:r>
-              <w:t>Confirm whether LoLo Care Inc has independent counsel for the RJ transaction.</w:t>
+              <w:t>Confirm whether Lolo Care, Inc. has independent counsel for the RJ transaction.</w:t>
             </w:r>
           </w:p>
         </w:tc>
@@ -8403,7 +8403,7 @@
           </w:tcPr>
           <w:p>
             <w:r>
-              <w:t>LoLo Care Inc, RJ, independent counsel if applicable</w:t>
+              <w:t>Lolo Care, Inc., RJ, independent counsel if applicable</w:t>
             </w:r>
           </w:p>
         </w:tc>
@@ -8435,7 +8435,7 @@
           </w:tcPr>
           <w:p>
             <w:r>
-              <w:t>LoLo Care Inc and RJ</w:t>
+              <w:t>Lolo Care, Inc. and RJ</w:t>
             </w:r>
           </w:p>
         </w:tc>
@@ -8467,7 +8467,7 @@
           </w:tcPr>
           <w:p>
             <w:r>
-              <w:t>LoLo Care Inc and RJ, or attach to services agreement</w:t>
+              <w:t>Lolo Care, Inc. and RJ, or attach to services agreement</w:t>
             </w:r>
           </w:p>
         </w:tc>
@@ -8499,7 +8499,7 @@
           </w:tcPr>
           <w:p>
             <w:r>
-              <w:t>LoLo Care Inc and RJ</w:t>
+              <w:t>Lolo Care, Inc. and RJ</w:t>
             </w:r>
           </w:p>
         </w:tc>
@@ -8531,7 +8531,7 @@
           </w:tcPr>
           <w:p>
             <w:r>
-              <w:t>LoLo Care Inc, RJ, Charles, Thibaud</w:t>
+              <w:t>Lolo Care, Inc., RJ, Charles, Thibaud</w:t>
             </w:r>
           </w:p>
         </w:tc>
@@ -8563,7 +8563,7 @@
           </w:tcPr>
           <w:p>
             <w:r>
-              <w:t>LoLo Care Inc and RJ</w:t>
+              <w:t>Lolo Care, Inc. and RJ</w:t>
             </w:r>
           </w:p>
         </w:tc>
@@ -8595,7 +8595,7 @@
           </w:tcPr>
           <w:p>
             <w:r>
-              <w:t>LoLo Care Inc</w:t>
+              <w:t>Lolo Care, Inc.</w:t>
             </w:r>
           </w:p>
         </w:tc>
@@ -8627,7 +8627,7 @@
           </w:tcPr>
           <w:p>
             <w:r>
-              <w:t>LoLo Care Inc</w:t>
+              <w:t>Lolo Care, Inc.</w:t>
             </w:r>
           </w:p>
         </w:tc>
@@ -8830,7 +8830,7 @@
           </w:tcPr>
           <w:p>
             <w:r>
-              <w:t>LoLo Care Inc signs all company documents.</w:t>
+              <w:t>Lolo Care, Inc. signs all company documents.</w:t>
             </w:r>
           </w:p>
         </w:tc>
@@ -9140,7 +9140,7 @@
     </w:p>
     <w:p>
       <w:r>
-        <w:t>LoLo Care Inc, a Delaware corporation (the "Company"), acknowledges receipt from Ronald J. Antonelli of $[RJ TOTAL PURCHASE PRICE] as payment in full of the purchase price for 1,000,000 shares of Common Stock issued pursuant to that certain Restricted Stock Purchase Agreement dated [DATE].</w:t>
+        <w:t>Lolo Care, Inc., a Delaware corporation (the "Company"), acknowledges receipt from Ronald J. Antonelli of $10.00 as payment in full of the purchase price for 1,000,000 shares of Common Stock issued pursuant to that certain Restricted Stock Purchase Agreement dated [DATE].</w:t>
       </w:r>
     </w:p>
     <w:tbl>
@@ -9280,7 +9280,7 @@
           </w:tcPr>
           <w:p>
             <w:r>
-              <w:t>$[PRICE PER SHARE]</w:t>
+              <w:t>$0.00001</w:t>
             </w:r>
           </w:p>
         </w:tc>
@@ -9302,7 +9302,7 @@
           </w:tcPr>
           <w:p>
             <w:r>
-              <w:t>$[RJ TOTAL PURCHASE PRICE]</w:t>
+              <w:t>$10.00</w:t>
             </w:r>
           </w:p>
         </w:tc>
@@ -9389,7 +9389,7 @@
     </w:p>
     <w:p>
       <w:r>
-        <w:t>LoLo Care Inc</w:t>
+        <w:t>Lolo Care, Inc.</w:t>
       </w:r>
     </w:p>
     <w:p>
@@ -9423,7 +9423,7 @@
     </w:p>
     <w:p>
       <w:r>
-        <w:t>Company: LoLo Care Inc</w:t>
+        <w:t>Company: Lolo Care, Inc.</w:t>
       </w:r>
     </w:p>
     <w:p>
@@ -10029,7 +10029,7 @@
     </w:p>
     <w:p>
       <w:r>
-        <w:t>LoLo Care Inc acknowledges receipt from Ronald J. Antonelli of $1,000 for installment number [INSTALLMENT NUMBER] under that certain Capital Contribution and Funding Commitment Agreement dated [DATE].</w:t>
+        <w:t>Lolo Care, Inc. acknowledges receipt from Ronald J. Antonelli of $1,000 for installment number [INSTALLMENT NUMBER] under that certain Capital Contribution and Funding Commitment Agreement dated [DATE].</w:t>
       </w:r>
     </w:p>
     <w:p>
@@ -10044,7 +10044,7 @@
     </w:p>
     <w:p>
       <w:r>
-        <w:t>LoLo Care Inc</w:t>
+        <w:t>Lolo Care, Inc.</w:t>
       </w:r>
     </w:p>
     <w:p>
@@ -10078,7 +10078,7 @@
     </w:p>
     <w:p>
       <w:r>
-        <w:t>Company: LoLo Care Inc</w:t>
+        <w:t>Company: Lolo Care, Inc.</w:t>
       </w:r>
     </w:p>
     <w:p>
@@ -10101,7 +10101,7 @@
     </w:p>
     <w:p>
       <w:r>
-        <w:t>This package assumes that LoLo Care Inc has 10,000,000 authorized shares of Common Stock and that the current founder capitalization is:</w:t>
+        <w:t>This package assumes that Lolo Care, Inc. has 10,000,000 authorized shares of Common Stock and that the current founder capitalization is:</w:t>
       </w:r>
     </w:p>
     <w:tbl>
@@ -10154,7 +10154,7 @@
           </w:tcPr>
           <w:p>
             <w:r>
-              <w:t>Charles Petrini Poli</w:t>
+              <w:t>Charles Petrini-Poli</w:t>
             </w:r>
           </w:p>
         </w:tc>
@@ -10391,7 +10391,7 @@
     </w:tbl>
     <w:p>
       <w:r>
-        <w:t>After the full RJ package is issued, LoLo Care Inc would have 9,000,000 issued shares and 1,000,000 authorized but unissued shares.</w:t>
+        <w:t>After the full RJ package is issued, Lolo Care, Inc. would have 9,000,000 issued shares and 1,000,000 authorized but unissued shares.</w:t>
       </w:r>
     </w:p>
     <w:p>
@@ -10423,7 +10423,7 @@
         <w:pStyle w:val="ListBullet"/>
       </w:pPr>
       <w:r>
-        <w:t>LoLo Care Inc should have independent counsel review the transaction before signing.</w:t>
+        <w:t>Lolo Care, Inc. should have independent counsel review the transaction before signing.</w:t>
       </w:r>
     </w:p>
     <w:p>
@@ -10431,7 +10431,7 @@
         <w:pStyle w:val="ListBullet"/>
       </w:pPr>
       <w:r>
-        <w:t>RJ should not be the only lawyer advising LoLo Care Inc on the fairness, legality, tax treatment, securities-law treatment, or professional-responsibility treatment of his own equity and funding transaction.</w:t>
+        <w:t>RJ should not be the only lawyer advising Lolo Care, Inc. on the fairness, legality, tax treatment, securities-law treatment, or professional-responsibility treatment of his own equity and funding transaction.</w:t>
       </w:r>
     </w:p>
     <w:p>
@@ -10743,7 +10743,7 @@
           </w:tcPr>
           <w:p>
             <w:r>
-              <w:t>LoLo Care Inc principal office</w:t>
+              <w:t>Lolo Care, Inc. principal office</w:t>
             </w:r>
           </w:p>
         </w:tc>
@@ -10775,7 +10775,7 @@
           </w:tcPr>
           <w:p>
             <w:r>
-              <w:t>$[PAR VALUE]</w:t>
+              <w:t>$0.00001</w:t>
             </w:r>
           </w:p>
         </w:tc>
@@ -10797,7 +10797,7 @@
           </w:tcPr>
           <w:p>
             <w:r>
-              <w:t>$[PRICE PER SHARE]</w:t>
+              <w:t>$0.00001</w:t>
             </w:r>
           </w:p>
         </w:tc>
@@ -10819,7 +10819,7 @@
           </w:tcPr>
           <w:p>
             <w:r>
-              <w:t>$[RJ TOTAL PURCHASE PRICE]</w:t>
+              <w:t>$10.00</w:t>
             </w:r>
           </w:p>
         </w:tc>

--- a/docs/legal/review-2026-06-16/rj-ronald-j-antonelli/word/rj-ronald-j-antonelli-complete-package.docx
+++ b/docs/legal/review-2026-06-16/rj-ronald-j-antonelli/word/rj-ronald-j-antonelli-complete-package.docx
@@ -10753,7 +10753,7 @@
           </w:tcPr>
           <w:p>
             <w:r>
-              <w:t>[PRINCIPAL OFFICE ADDRESS]</w:t>
+              <w:t>8801 Fast Park Drive, Raleigh, NC</w:t>
             </w:r>
           </w:p>
         </w:tc>
